--- a/tillsyn/A 2569-2025 tillsynsbegäran.docx
+++ b/tillsyn/A 2569-2025 tillsynsbegäran.docx
@@ -35,7 +35,7 @@
     </w:p>
     <w:p>
       <w:r>
-        <w:t>I avverkningsanmälan har följande 3 naturvårdsarter hittats: knärot (VU, §8), spillkråka (NT, §4) och grönpyrola (S). Av dessa är 2 rödlistade. För rödlistade arter har rödlistekategorin angivits inom parentes. Arter som är signalarter enligt Skogsstyrelsen har markerats med (S). För fridlysta arter anges även paragrafen i Artskyddsförordningen som arten är fridlyst enligt.</w:t>
+        <w:t>I avverkningsanmälan har följande 5 naturvårdsarter hittats: knärot (VU, §8), spillkråka (NT, §4), blåmossa (S), grönpyrola (S) och kungsfågel (§4). Av dessa är 2 rödlistade. För rödlistade arter har rödlistekategorin angivits inom parentes. Arter som är signalarter enligt Skogsstyrelsen har markerats med (S). För fridlysta arter anges även paragrafen i Artskyddsförordningen som arten är fridlyst enligt.</w:t>
       </w:r>
     </w:p>
     <w:p>
@@ -100,7 +100,7 @@
     </w:p>
     <w:p>
       <w:r>
-        <w:t>Följande fridlysta arter har sina livsmiljöer och växtplatser i den avverkningsanmälda skogen: knärot (VU, §8) och spillkråka (NT, §4).</w:t>
+        <w:t>Följande fridlysta arter har sina livsmiljöer och växtplatser i den avverkningsanmälda skogen: knärot (VU, §8), spillkråka (NT, §4) och kungsfågel (§4).</w:t>
       </w:r>
     </w:p>
     <w:p>
@@ -130,7 +130,7 @@
     </w:p>
     <w:p>
       <w:r>
-        <w:t>I det avverkningsanmälda området finns 5 fyndplatser för knärot registrerade på Artportalen. Figur 2 visar gränserna för buffertzoner på 50 m, som behöver lämnas kring fyndplatserna för att knärotslokalerna inte ska försvinna vid en avverkning. Av det avverkningsanmälda området överlappar 1.83 ha med buffertzonerna och får av detta skäl inte avverkas.</w:t>
+        <w:t>I det avverkningsanmälda området finns 10 fyndplatser för knärot registrerade på Artportalen. Figur 2 visar gränserna för buffertzoner på 50 m, som behöver lämnas kring fyndplatserna för att knärotslokalerna inte ska försvinna vid en avverkning. Av det avverkningsanmälda området överlappar 1.98 ha med buffertzonerna och får av detta skäl inte avverkas.</w:t>
       </w:r>
     </w:p>
     <w:p>
@@ -537,7 +537,7 @@
     <w:r>
       <w:tab/>
       <w:tab/>
-      <w:t>2025-03-03</w:t>
+      <w:t>2025-03-04</w:t>
       <w:br/>
       <w:br/>
     </w:r>

--- a/tillsyn/A 2569-2025 tillsynsbegäran.docx
+++ b/tillsyn/A 2569-2025 tillsynsbegäran.docx
@@ -537,7 +537,7 @@
     <w:r>
       <w:tab/>
       <w:tab/>
-      <w:t>2025-03-04</w:t>
+      <w:t>2025-03-05</w:t>
       <w:br/>
       <w:br/>
     </w:r>

--- a/tillsyn/A 2569-2025 tillsynsbegäran.docx
+++ b/tillsyn/A 2569-2025 tillsynsbegäran.docx
@@ -35,7 +35,7 @@
     </w:p>
     <w:p>
       <w:r>
-        <w:t>I avverkningsanmälan har följande 5 naturvårdsarter hittats: knärot (VU, §8), spillkråka (NT, §4), blåmossa (S), grönpyrola (S) och kungsfågel (§4). Av dessa är 2 rödlistade. För rödlistade arter har rödlistekategorin angivits inom parentes. Arter som är signalarter enligt Skogsstyrelsen har markerats med (S). För fridlysta arter anges även paragrafen i Artskyddsförordningen som arten är fridlyst enligt.</w:t>
+        <w:t>I avverkningsanmälan har följande 6 naturvårdsarter hittats: knärot (VU, §8), spillkråka (NT, §4), blåmossa (S), grovticka (S), grönpyrola (S) och kungsfågel (§4). Av dessa är 2 rödlistade. För rödlistade arter har rödlistekategorin angivits inom parentes. Arter som är signalarter enligt Skogsstyrelsen har markerats med (S). För fridlysta arter anges även paragrafen i Artskyddsförordningen som arten är fridlyst enligt.</w:t>
       </w:r>
     </w:p>
     <w:p>
@@ -130,7 +130,7 @@
     </w:p>
     <w:p>
       <w:r>
-        <w:t>I det avverkningsanmälda området finns 10 fyndplatser för knärot registrerade på Artportalen. Figur 2 visar gränserna för buffertzoner på 50 m, som behöver lämnas kring fyndplatserna för att knärotslokalerna inte ska försvinna vid en avverkning. Av det avverkningsanmälda området överlappar 1.98 ha med buffertzonerna och får av detta skäl inte avverkas.</w:t>
+        <w:t>I det avverkningsanmälda området finns 14 fyndplatser för knärot registrerade på Artportalen. Figur 2 visar gränserna för buffertzoner på 50 m, som behöver lämnas kring fyndplatserna för att knärotslokalerna inte ska försvinna vid en avverkning. Av det avverkningsanmälda området överlappar 2.00 ha med buffertzonerna och får av detta skäl inte avverkas.</w:t>
       </w:r>
     </w:p>
     <w:p>
@@ -537,7 +537,7 @@
     <w:r>
       <w:tab/>
       <w:tab/>
-      <w:t>2025-03-05</w:t>
+      <w:t>2025-03-06</w:t>
       <w:br/>
       <w:br/>
     </w:r>

--- a/tillsyn/A 2569-2025 tillsynsbegäran.docx
+++ b/tillsyn/A 2569-2025 tillsynsbegäran.docx
@@ -537,7 +537,7 @@
     <w:r>
       <w:tab/>
       <w:tab/>
-      <w:t>2025-03-06</w:t>
+      <w:t>2025-03-07</w:t>
       <w:br/>
       <w:br/>
     </w:r>

--- a/tillsyn/A 2569-2025 tillsynsbegäran.docx
+++ b/tillsyn/A 2569-2025 tillsynsbegäran.docx
@@ -537,7 +537,7 @@
     <w:r>
       <w:tab/>
       <w:tab/>
-      <w:t>2025-03-07</w:t>
+      <w:t>2025-03-08</w:t>
       <w:br/>
       <w:br/>
     </w:r>

--- a/tillsyn/A 2569-2025 tillsynsbegäran.docx
+++ b/tillsyn/A 2569-2025 tillsynsbegäran.docx
@@ -537,7 +537,7 @@
     <w:r>
       <w:tab/>
       <w:tab/>
-      <w:t>2025-03-08</w:t>
+      <w:t>2025-03-09</w:t>
       <w:br/>
       <w:br/>
     </w:r>

--- a/tillsyn/A 2569-2025 tillsynsbegäran.docx
+++ b/tillsyn/A 2569-2025 tillsynsbegäran.docx
@@ -537,7 +537,7 @@
     <w:r>
       <w:tab/>
       <w:tab/>
-      <w:t>2025-03-09</w:t>
+      <w:t>2025-03-10</w:t>
       <w:br/>
       <w:br/>
     </w:r>

--- a/tillsyn/A 2569-2025 tillsynsbegäran.docx
+++ b/tillsyn/A 2569-2025 tillsynsbegäran.docx
@@ -537,7 +537,7 @@
     <w:r>
       <w:tab/>
       <w:tab/>
-      <w:t>2025-03-10</w:t>
+      <w:t>2025-03-11</w:t>
       <w:br/>
       <w:br/>
     </w:r>

--- a/tillsyn/A 2569-2025 tillsynsbegäran.docx
+++ b/tillsyn/A 2569-2025 tillsynsbegäran.docx
@@ -537,7 +537,7 @@
     <w:r>
       <w:tab/>
       <w:tab/>
-      <w:t>2025-03-11</w:t>
+      <w:t>2025-03-12</w:t>
       <w:br/>
       <w:br/>
     </w:r>

--- a/tillsyn/A 2569-2025 tillsynsbegäran.docx
+++ b/tillsyn/A 2569-2025 tillsynsbegäran.docx
@@ -537,7 +537,7 @@
     <w:r>
       <w:tab/>
       <w:tab/>
-      <w:t>2025-03-12</w:t>
+      <w:t>2025-03-13</w:t>
       <w:br/>
       <w:br/>
     </w:r>

--- a/tillsyn/A 2569-2025 tillsynsbegäran.docx
+++ b/tillsyn/A 2569-2025 tillsynsbegäran.docx
@@ -537,7 +537,7 @@
     <w:r>
       <w:tab/>
       <w:tab/>
-      <w:t>2025-03-13</w:t>
+      <w:t>2025-03-14</w:t>
       <w:br/>
       <w:br/>
     </w:r>

--- a/tillsyn/A 2569-2025 tillsynsbegäran.docx
+++ b/tillsyn/A 2569-2025 tillsynsbegäran.docx
@@ -537,7 +537,7 @@
     <w:r>
       <w:tab/>
       <w:tab/>
-      <w:t>2025-03-14</w:t>
+      <w:t>2025-03-15</w:t>
       <w:br/>
       <w:br/>
     </w:r>

--- a/tillsyn/A 2569-2025 tillsynsbegäran.docx
+++ b/tillsyn/A 2569-2025 tillsynsbegäran.docx
@@ -537,7 +537,7 @@
     <w:r>
       <w:tab/>
       <w:tab/>
-      <w:t>2025-03-15</w:t>
+      <w:t>2025-03-16</w:t>
       <w:br/>
       <w:br/>
     </w:r>

--- a/tillsyn/A 2569-2025 tillsynsbegäran.docx
+++ b/tillsyn/A 2569-2025 tillsynsbegäran.docx
@@ -537,7 +537,7 @@
     <w:r>
       <w:tab/>
       <w:tab/>
-      <w:t>2025-03-16</w:t>
+      <w:t>2025-03-17</w:t>
       <w:br/>
       <w:br/>
     </w:r>

--- a/tillsyn/A 2569-2025 tillsynsbegäran.docx
+++ b/tillsyn/A 2569-2025 tillsynsbegäran.docx
@@ -537,7 +537,7 @@
     <w:r>
       <w:tab/>
       <w:tab/>
-      <w:t>2025-03-17</w:t>
+      <w:t>2025-03-18</w:t>
       <w:br/>
       <w:br/>
     </w:r>

--- a/tillsyn/A 2569-2025 tillsynsbegäran.docx
+++ b/tillsyn/A 2569-2025 tillsynsbegäran.docx
@@ -537,7 +537,7 @@
     <w:r>
       <w:tab/>
       <w:tab/>
-      <w:t>2025-03-18</w:t>
+      <w:t>2025-03-19</w:t>
       <w:br/>
       <w:br/>
     </w:r>

--- a/tillsyn/A 2569-2025 tillsynsbegäran.docx
+++ b/tillsyn/A 2569-2025 tillsynsbegäran.docx
@@ -537,7 +537,7 @@
     <w:r>
       <w:tab/>
       <w:tab/>
-      <w:t>2025-03-19</w:t>
+      <w:t>2025-03-20</w:t>
       <w:br/>
       <w:br/>
     </w:r>

--- a/tillsyn/A 2569-2025 tillsynsbegäran.docx
+++ b/tillsyn/A 2569-2025 tillsynsbegäran.docx
@@ -537,7 +537,7 @@
     <w:r>
       <w:tab/>
       <w:tab/>
-      <w:t>2025-03-20</w:t>
+      <w:t>2025-03-21</w:t>
       <w:br/>
       <w:br/>
     </w:r>

--- a/tillsyn/A 2569-2025 tillsynsbegäran.docx
+++ b/tillsyn/A 2569-2025 tillsynsbegäran.docx
@@ -537,7 +537,7 @@
     <w:r>
       <w:tab/>
       <w:tab/>
-      <w:t>2025-03-21</w:t>
+      <w:t>2025-03-22</w:t>
       <w:br/>
       <w:br/>
     </w:r>

--- a/tillsyn/A 2569-2025 tillsynsbegäran.docx
+++ b/tillsyn/A 2569-2025 tillsynsbegäran.docx
@@ -537,7 +537,7 @@
     <w:r>
       <w:tab/>
       <w:tab/>
-      <w:t>2025-03-22</w:t>
+      <w:t>2025-03-23</w:t>
       <w:br/>
       <w:br/>
     </w:r>

--- a/tillsyn/A 2569-2025 tillsynsbegäran.docx
+++ b/tillsyn/A 2569-2025 tillsynsbegäran.docx
@@ -537,7 +537,7 @@
     <w:r>
       <w:tab/>
       <w:tab/>
-      <w:t>2025-03-23</w:t>
+      <w:t>2025-03-24</w:t>
       <w:br/>
       <w:br/>
     </w:r>

--- a/tillsyn/A 2569-2025 tillsynsbegäran.docx
+++ b/tillsyn/A 2569-2025 tillsynsbegäran.docx
@@ -537,7 +537,7 @@
     <w:r>
       <w:tab/>
       <w:tab/>
-      <w:t>2025-03-24</w:t>
+      <w:t>2025-03-25</w:t>
       <w:br/>
       <w:br/>
     </w:r>

--- a/tillsyn/A 2569-2025 tillsynsbegäran.docx
+++ b/tillsyn/A 2569-2025 tillsynsbegäran.docx
@@ -537,7 +537,7 @@
     <w:r>
       <w:tab/>
       <w:tab/>
-      <w:t>2025-03-25</w:t>
+      <w:t>2025-03-26</w:t>
       <w:br/>
       <w:br/>
     </w:r>

--- a/tillsyn/A 2569-2025 tillsynsbegäran.docx
+++ b/tillsyn/A 2569-2025 tillsynsbegäran.docx
@@ -537,7 +537,7 @@
     <w:r>
       <w:tab/>
       <w:tab/>
-      <w:t>2025-03-26</w:t>
+      <w:t>2025-03-27</w:t>
       <w:br/>
       <w:br/>
     </w:r>

--- a/tillsyn/A 2569-2025 tillsynsbegäran.docx
+++ b/tillsyn/A 2569-2025 tillsynsbegäran.docx
@@ -537,7 +537,7 @@
     <w:r>
       <w:tab/>
       <w:tab/>
-      <w:t>2025-03-27</w:t>
+      <w:t>2025-03-28</w:t>
       <w:br/>
       <w:br/>
     </w:r>

--- a/tillsyn/A 2569-2025 tillsynsbegäran.docx
+++ b/tillsyn/A 2569-2025 tillsynsbegäran.docx
@@ -537,7 +537,7 @@
     <w:r>
       <w:tab/>
       <w:tab/>
-      <w:t>2025-04-02</w:t>
+      <w:t>2025-04-03</w:t>
       <w:br/>
       <w:br/>
     </w:r>

--- a/tillsyn/A 2569-2025 tillsynsbegäran.docx
+++ b/tillsyn/A 2569-2025 tillsynsbegäran.docx
@@ -537,7 +537,7 @@
     <w:r>
       <w:tab/>
       <w:tab/>
-      <w:t>2025-04-03</w:t>
+      <w:t>2025-04-05</w:t>
       <w:br/>
       <w:br/>
     </w:r>

--- a/tillsyn/A 2569-2025 tillsynsbegäran.docx
+++ b/tillsyn/A 2569-2025 tillsynsbegäran.docx
@@ -537,7 +537,7 @@
     <w:r>
       <w:tab/>
       <w:tab/>
-      <w:t>2025-04-05</w:t>
+      <w:t>2025-04-06</w:t>
       <w:br/>
       <w:br/>
     </w:r>

--- a/tillsyn/A 2569-2025 tillsynsbegäran.docx
+++ b/tillsyn/A 2569-2025 tillsynsbegäran.docx
@@ -537,7 +537,7 @@
     <w:r>
       <w:tab/>
       <w:tab/>
-      <w:t>2025-04-06</w:t>
+      <w:t>2025-04-07</w:t>
       <w:br/>
       <w:br/>
     </w:r>

--- a/tillsyn/A 2569-2025 tillsynsbegäran.docx
+++ b/tillsyn/A 2569-2025 tillsynsbegäran.docx
@@ -537,7 +537,7 @@
     <w:r>
       <w:tab/>
       <w:tab/>
-      <w:t>2025-04-07</w:t>
+      <w:t>2025-04-08</w:t>
       <w:br/>
       <w:br/>
     </w:r>

--- a/tillsyn/A 2569-2025 tillsynsbegäran.docx
+++ b/tillsyn/A 2569-2025 tillsynsbegäran.docx
@@ -537,7 +537,7 @@
     <w:r>
       <w:tab/>
       <w:tab/>
-      <w:t>2025-04-08</w:t>
+      <w:t>2025-04-09</w:t>
       <w:br/>
       <w:br/>
     </w:r>

--- a/tillsyn/A 2569-2025 tillsynsbegäran.docx
+++ b/tillsyn/A 2569-2025 tillsynsbegäran.docx
@@ -88,6 +88,28 @@
       </w:pPr>
       <w:r>
         <w:t>Figur 1. Fyndplatser för naturvårdsarter i det avverkningsanmälda området (röd linje). Markörer utan svart kant är placerade på fyndplatsen. Markörer med svart kant är placerade vid sidan av fyndplatsen och har ett svart streck som visar fyndplatsens exakta position. Kartans mittpunktskoordinat är N 6321496, E 583947 i SWEREF 99 TM.</w:t>
+      </w:r>
+    </w:p>
+    <w:p>
+      <w:r>
+        <w:rPr>
+          <w:b/>
+        </w:rPr>
+        <w:t>Grovticka</w:t>
+      </w:r>
+      <w:r>
+        <w:t xml:space="preserve"> är i skogslandskapet främst knuten till naturskogsartad äldre barrskog. Den är där en värdefull ”gammelskogsindikator” och påträffas mest vid tallar som är över 200 år gamla (Nitare &amp; Skogsstyrelsen, 2019).</w:t>
+      </w:r>
+    </w:p>
+    <w:p>
+      <w:r>
+        <w:rPr>
+          <w:b/>
+        </w:rPr>
+        <w:t xml:space="preserve">Grönpyrola </w:t>
+      </w:r>
+      <w:r>
+        <w:t>växer främst på sandig, torr eller frisk mark i äldre barrskog, ofta på isälvsmaterial såsom sand och grus. Den påträffas främst i äldre naturligt uppkomna barrskogar, exempelvis på tallmoar, i åssluttningar, dyner och rasbranter. Arten är känslig för skogsbruksmetoder såsom slutavverkning och markberedning (Nitare &amp; Skogsstyrelsen, 2019).</w:t>
       </w:r>
     </w:p>
     <w:p>
@@ -310,7 +332,7 @@
         <w:t xml:space="preserve">Level and pattern of overstory retention interact to shape long-term responses of understories to timber harvest. </w:t>
       </w:r>
       <w:r>
-        <w:t xml:space="preserve">Ecological Applications, 22, 2049–2064 </w:t>
+        <w:t>Ecological Applications, 22, 2049–2064</w:t>
       </w:r>
     </w:p>
     <w:p>
@@ -537,7 +559,7 @@
     <w:r>
       <w:tab/>
       <w:tab/>
-      <w:t>2025-04-09</w:t>
+      <w:t>2025-04-10</w:t>
       <w:br/>
       <w:br/>
     </w:r>

--- a/tillsyn/A 2569-2025 tillsynsbegäran.docx
+++ b/tillsyn/A 2569-2025 tillsynsbegäran.docx
@@ -559,7 +559,7 @@
     <w:r>
       <w:tab/>
       <w:tab/>
-      <w:t>2025-04-10</w:t>
+      <w:t>2025-04-11</w:t>
       <w:br/>
       <w:br/>
     </w:r>

--- a/tillsyn/A 2569-2025 tillsynsbegäran.docx
+++ b/tillsyn/A 2569-2025 tillsynsbegäran.docx
@@ -559,7 +559,7 @@
     <w:r>
       <w:tab/>
       <w:tab/>
-      <w:t>2025-04-11</w:t>
+      <w:t>2025-04-12</w:t>
       <w:br/>
       <w:br/>
     </w:r>

--- a/tillsyn/A 2569-2025 tillsynsbegäran.docx
+++ b/tillsyn/A 2569-2025 tillsynsbegäran.docx
@@ -559,7 +559,7 @@
     <w:r>
       <w:tab/>
       <w:tab/>
-      <w:t>2025-04-12</w:t>
+      <w:t>2025-04-13</w:t>
       <w:br/>
       <w:br/>
     </w:r>

--- a/tillsyn/A 2569-2025 tillsynsbegäran.docx
+++ b/tillsyn/A 2569-2025 tillsynsbegäran.docx
@@ -559,7 +559,7 @@
     <w:r>
       <w:tab/>
       <w:tab/>
-      <w:t>2025-04-13</w:t>
+      <w:t>2025-04-14</w:t>
       <w:br/>
       <w:br/>
     </w:r>

--- a/tillsyn/A 2569-2025 tillsynsbegäran.docx
+++ b/tillsyn/A 2569-2025 tillsynsbegäran.docx
@@ -559,7 +559,7 @@
     <w:r>
       <w:tab/>
       <w:tab/>
-      <w:t>2025-04-14</w:t>
+      <w:t>2025-04-15</w:t>
       <w:br/>
       <w:br/>
     </w:r>

--- a/tillsyn/A 2569-2025 tillsynsbegäran.docx
+++ b/tillsyn/A 2569-2025 tillsynsbegäran.docx
@@ -559,7 +559,7 @@
     <w:r>
       <w:tab/>
       <w:tab/>
-      <w:t>2025-04-15</w:t>
+      <w:t>2025-04-16</w:t>
       <w:br/>
       <w:br/>
     </w:r>

--- a/tillsyn/A 2569-2025 tillsynsbegäran.docx
+++ b/tillsyn/A 2569-2025 tillsynsbegäran.docx
@@ -559,7 +559,7 @@
     <w:r>
       <w:tab/>
       <w:tab/>
-      <w:t>2025-04-16</w:t>
+      <w:t>2025-04-17</w:t>
       <w:br/>
       <w:br/>
     </w:r>

--- a/tillsyn/A 2569-2025 tillsynsbegäran.docx
+++ b/tillsyn/A 2569-2025 tillsynsbegäran.docx
@@ -559,7 +559,7 @@
     <w:r>
       <w:tab/>
       <w:tab/>
-      <w:t>2025-04-17</w:t>
+      <w:t>2025-04-18</w:t>
       <w:br/>
       <w:br/>
     </w:r>

--- a/tillsyn/A 2569-2025 tillsynsbegäran.docx
+++ b/tillsyn/A 2569-2025 tillsynsbegäran.docx
@@ -559,7 +559,7 @@
     <w:r>
       <w:tab/>
       <w:tab/>
-      <w:t>2025-05-03</w:t>
+      <w:t>2025-05-04</w:t>
       <w:br/>
       <w:br/>
     </w:r>

--- a/tillsyn/A 2569-2025 tillsynsbegäran.docx
+++ b/tillsyn/A 2569-2025 tillsynsbegäran.docx
@@ -559,7 +559,7 @@
     <w:r>
       <w:tab/>
       <w:tab/>
-      <w:t>2025-05-04</w:t>
+      <w:t>2025-05-06</w:t>
       <w:br/>
       <w:br/>
     </w:r>

--- a/tillsyn/A 2569-2025 tillsynsbegäran.docx
+++ b/tillsyn/A 2569-2025 tillsynsbegäran.docx
@@ -559,7 +559,7 @@
     <w:r>
       <w:tab/>
       <w:tab/>
-      <w:t>2025-05-06</w:t>
+      <w:t>2025-05-07</w:t>
       <w:br/>
       <w:br/>
     </w:r>

--- a/tillsyn/A 2569-2025 tillsynsbegäran.docx
+++ b/tillsyn/A 2569-2025 tillsynsbegäran.docx
@@ -559,7 +559,7 @@
     <w:r>
       <w:tab/>
       <w:tab/>
-      <w:t>2025-05-07</w:t>
+      <w:t>2025-05-08</w:t>
       <w:br/>
       <w:br/>
     </w:r>

--- a/tillsyn/A 2569-2025 tillsynsbegäran.docx
+++ b/tillsyn/A 2569-2025 tillsynsbegäran.docx
@@ -559,7 +559,7 @@
     <w:r>
       <w:tab/>
       <w:tab/>
-      <w:t>2025-05-08</w:t>
+      <w:t>2025-05-09</w:t>
       <w:br/>
       <w:br/>
     </w:r>

--- a/tillsyn/A 2569-2025 tillsynsbegäran.docx
+++ b/tillsyn/A 2569-2025 tillsynsbegäran.docx
@@ -559,7 +559,7 @@
     <w:r>
       <w:tab/>
       <w:tab/>
-      <w:t>2025-05-09</w:t>
+      <w:t>2025-05-10</w:t>
       <w:br/>
       <w:br/>
     </w:r>

--- a/tillsyn/A 2569-2025 tillsynsbegäran.docx
+++ b/tillsyn/A 2569-2025 tillsynsbegäran.docx
@@ -559,7 +559,7 @@
     <w:r>
       <w:tab/>
       <w:tab/>
-      <w:t>2025-05-10</w:t>
+      <w:t>2025-05-11</w:t>
       <w:br/>
       <w:br/>
     </w:r>

--- a/tillsyn/A 2569-2025 tillsynsbegäran.docx
+++ b/tillsyn/A 2569-2025 tillsynsbegäran.docx
@@ -559,7 +559,7 @@
     <w:r>
       <w:tab/>
       <w:tab/>
-      <w:t>2025-05-11</w:t>
+      <w:t>2025-05-12</w:t>
       <w:br/>
       <w:br/>
     </w:r>

--- a/tillsyn/A 2569-2025 tillsynsbegäran.docx
+++ b/tillsyn/A 2569-2025 tillsynsbegäran.docx
@@ -559,7 +559,7 @@
     <w:r>
       <w:tab/>
       <w:tab/>
-      <w:t>2025-05-12</w:t>
+      <w:t>2025-05-13</w:t>
       <w:br/>
       <w:br/>
     </w:r>

--- a/tillsyn/A 2569-2025 tillsynsbegäran.docx
+++ b/tillsyn/A 2569-2025 tillsynsbegäran.docx
@@ -559,7 +559,7 @@
     <w:r>
       <w:tab/>
       <w:tab/>
-      <w:t>2025-05-13</w:t>
+      <w:t>2025-05-14</w:t>
       <w:br/>
       <w:br/>
     </w:r>

--- a/tillsyn/A 2569-2025 tillsynsbegäran.docx
+++ b/tillsyn/A 2569-2025 tillsynsbegäran.docx
@@ -559,7 +559,7 @@
     <w:r>
       <w:tab/>
       <w:tab/>
-      <w:t>2025-05-14</w:t>
+      <w:t>2025-05-15</w:t>
       <w:br/>
       <w:br/>
     </w:r>

--- a/tillsyn/A 2569-2025 tillsynsbegäran.docx
+++ b/tillsyn/A 2569-2025 tillsynsbegäran.docx
@@ -559,7 +559,7 @@
     <w:r>
       <w:tab/>
       <w:tab/>
-      <w:t>2025-05-15</w:t>
+      <w:t>2025-05-16</w:t>
       <w:br/>
       <w:br/>
     </w:r>

--- a/tillsyn/A 2569-2025 tillsynsbegäran.docx
+++ b/tillsyn/A 2569-2025 tillsynsbegäran.docx
@@ -559,7 +559,7 @@
     <w:r>
       <w:tab/>
       <w:tab/>
-      <w:t>2025-05-16</w:t>
+      <w:t>2025-05-17</w:t>
       <w:br/>
       <w:br/>
     </w:r>

--- a/tillsyn/A 2569-2025 tillsynsbegäran.docx
+++ b/tillsyn/A 2569-2025 tillsynsbegäran.docx
@@ -559,7 +559,7 @@
     <w:r>
       <w:tab/>
       <w:tab/>
-      <w:t>2025-05-17</w:t>
+      <w:t>2025-05-18</w:t>
       <w:br/>
       <w:br/>
     </w:r>

--- a/tillsyn/A 2569-2025 tillsynsbegäran.docx
+++ b/tillsyn/A 2569-2025 tillsynsbegäran.docx
@@ -559,7 +559,7 @@
     <w:r>
       <w:tab/>
       <w:tab/>
-      <w:t>2025-05-18</w:t>
+      <w:t>2025-05-19</w:t>
       <w:br/>
       <w:br/>
     </w:r>

--- a/tillsyn/A 2569-2025 tillsynsbegäran.docx
+++ b/tillsyn/A 2569-2025 tillsynsbegäran.docx
@@ -559,7 +559,7 @@
     <w:r>
       <w:tab/>
       <w:tab/>
-      <w:t>2025-05-19</w:t>
+      <w:t>2025-05-20</w:t>
       <w:br/>
       <w:br/>
     </w:r>

--- a/tillsyn/A 2569-2025 tillsynsbegäran.docx
+++ b/tillsyn/A 2569-2025 tillsynsbegäran.docx
@@ -559,7 +559,7 @@
     <w:r>
       <w:tab/>
       <w:tab/>
-      <w:t>2025-05-20</w:t>
+      <w:t>2025-05-21</w:t>
       <w:br/>
       <w:br/>
     </w:r>

--- a/tillsyn/A 2569-2025 tillsynsbegäran.docx
+++ b/tillsyn/A 2569-2025 tillsynsbegäran.docx
@@ -559,7 +559,7 @@
     <w:r>
       <w:tab/>
       <w:tab/>
-      <w:t>2025-05-21</w:t>
+      <w:t>2025-05-22</w:t>
       <w:br/>
       <w:br/>
     </w:r>

--- a/tillsyn/A 2569-2025 tillsynsbegäran.docx
+++ b/tillsyn/A 2569-2025 tillsynsbegäran.docx
@@ -559,7 +559,7 @@
     <w:r>
       <w:tab/>
       <w:tab/>
-      <w:t>2025-05-22</w:t>
+      <w:t>2025-05-23</w:t>
       <w:br/>
       <w:br/>
     </w:r>

--- a/tillsyn/A 2569-2025 tillsynsbegäran.docx
+++ b/tillsyn/A 2569-2025 tillsynsbegäran.docx
@@ -559,7 +559,7 @@
     <w:r>
       <w:tab/>
       <w:tab/>
-      <w:t>2025-05-23</w:t>
+      <w:t>2025-05-24</w:t>
       <w:br/>
       <w:br/>
     </w:r>

--- a/tillsyn/A 2569-2025 tillsynsbegäran.docx
+++ b/tillsyn/A 2569-2025 tillsynsbegäran.docx
@@ -559,7 +559,7 @@
     <w:r>
       <w:tab/>
       <w:tab/>
-      <w:t>2025-05-24</w:t>
+      <w:t>2025-05-25</w:t>
       <w:br/>
       <w:br/>
     </w:r>

--- a/tillsyn/A 2569-2025 tillsynsbegäran.docx
+++ b/tillsyn/A 2569-2025 tillsynsbegäran.docx
@@ -559,7 +559,7 @@
     <w:r>
       <w:tab/>
       <w:tab/>
-      <w:t>2025-05-25</w:t>
+      <w:t>2025-05-26</w:t>
       <w:br/>
       <w:br/>
     </w:r>

--- a/tillsyn/A 2569-2025 tillsynsbegäran.docx
+++ b/tillsyn/A 2569-2025 tillsynsbegäran.docx
@@ -559,7 +559,7 @@
     <w:r>
       <w:tab/>
       <w:tab/>
-      <w:t>2025-05-26</w:t>
+      <w:t>2025-05-27</w:t>
       <w:br/>
       <w:br/>
     </w:r>

--- a/tillsyn/A 2569-2025 tillsynsbegäran.docx
+++ b/tillsyn/A 2569-2025 tillsynsbegäran.docx
@@ -88,6 +88,17 @@
       </w:pPr>
       <w:r>
         <w:t>Figur 1. Fyndplatser för naturvårdsarter i det avverkningsanmälda området (röd linje). Markörer utan svart kant är placerade på fyndplatsen. Markörer med svart kant är placerade vid sidan av fyndplatsen och har ett svart streck som visar fyndplatsens exakta position. Kartans mittpunktskoordinat är N 6321496, E 583947 i SWEREF 99 TM.</w:t>
+      </w:r>
+    </w:p>
+    <w:p>
+      <w:r>
+        <w:rPr>
+          <w:b/>
+        </w:rPr>
+        <w:t xml:space="preserve">Blåmossa </w:t>
+      </w:r>
+      <w:r>
+        <w:t>har karaktäristiska kuddar som är lätta att se på långt håll. Mycket stora kuddar, större än 0,5 meter i höjd, indikerar höga naturvärden där skogen har en lång period av orördhet oh stabila miljöförhållanden. Mossan växer under gynnsamma omständigheter cirka 1 centimeter per år och stora kuddar kan därför indirekt visa att lokalen varit lämplig under en lång tid (Nitare &amp; Skogsstyrelsen, 2019).</w:t>
       </w:r>
     </w:p>
     <w:p>
@@ -559,7 +570,7 @@
     <w:r>
       <w:tab/>
       <w:tab/>
-      <w:t>2025-05-27</w:t>
+      <w:t>2025-05-30</w:t>
       <w:br/>
       <w:br/>
     </w:r>

--- a/tillsyn/A 2569-2025 tillsynsbegäran.docx
+++ b/tillsyn/A 2569-2025 tillsynsbegäran.docx
@@ -570,7 +570,7 @@
     <w:r>
       <w:tab/>
       <w:tab/>
-      <w:t>2025-05-30</w:t>
+      <w:t>2025-06-01</w:t>
       <w:br/>
       <w:br/>
     </w:r>

--- a/tillsyn/A 2569-2025 tillsynsbegäran.docx
+++ b/tillsyn/A 2569-2025 tillsynsbegäran.docx
@@ -570,7 +570,7 @@
     <w:r>
       <w:tab/>
       <w:tab/>
-      <w:t>2025-06-01</w:t>
+      <w:t>2025-06-02</w:t>
       <w:br/>
       <w:br/>
     </w:r>

--- a/tillsyn/A 2569-2025 tillsynsbegäran.docx
+++ b/tillsyn/A 2569-2025 tillsynsbegäran.docx
@@ -570,7 +570,7 @@
     <w:r>
       <w:tab/>
       <w:tab/>
-      <w:t>2025-06-02</w:t>
+      <w:t>2025-06-03</w:t>
       <w:br/>
       <w:br/>
     </w:r>

--- a/tillsyn/A 2569-2025 tillsynsbegäran.docx
+++ b/tillsyn/A 2569-2025 tillsynsbegäran.docx
@@ -570,7 +570,7 @@
     <w:r>
       <w:tab/>
       <w:tab/>
-      <w:t>2025-06-03</w:t>
+      <w:t>2025-06-04</w:t>
       <w:br/>
       <w:br/>
     </w:r>

--- a/tillsyn/A 2569-2025 tillsynsbegäran.docx
+++ b/tillsyn/A 2569-2025 tillsynsbegäran.docx
@@ -570,7 +570,7 @@
     <w:r>
       <w:tab/>
       <w:tab/>
-      <w:t>2025-06-04</w:t>
+      <w:t>2025-06-05</w:t>
       <w:br/>
       <w:br/>
     </w:r>

--- a/tillsyn/A 2569-2025 tillsynsbegäran.docx
+++ b/tillsyn/A 2569-2025 tillsynsbegäran.docx
@@ -570,7 +570,7 @@
     <w:r>
       <w:tab/>
       <w:tab/>
-      <w:t>2025-06-05</w:t>
+      <w:t>2025-06-13</w:t>
       <w:br/>
       <w:br/>
     </w:r>

--- a/tillsyn/A 2569-2025 tillsynsbegäran.docx
+++ b/tillsyn/A 2569-2025 tillsynsbegäran.docx
@@ -570,7 +570,7 @@
     <w:r>
       <w:tab/>
       <w:tab/>
-      <w:t>2025-06-13</w:t>
+      <w:t>2025-06-15</w:t>
       <w:br/>
       <w:br/>
     </w:r>

--- a/tillsyn/A 2569-2025 tillsynsbegäran.docx
+++ b/tillsyn/A 2569-2025 tillsynsbegäran.docx
@@ -570,7 +570,7 @@
     <w:r>
       <w:tab/>
       <w:tab/>
-      <w:t>2025-06-15</w:t>
+      <w:t>2025-06-16</w:t>
       <w:br/>
       <w:br/>
     </w:r>

--- a/tillsyn/A 2569-2025 tillsynsbegäran.docx
+++ b/tillsyn/A 2569-2025 tillsynsbegäran.docx
@@ -570,7 +570,7 @@
     <w:r>
       <w:tab/>
       <w:tab/>
-      <w:t>2025-06-16</w:t>
+      <w:t>2025-06-17</w:t>
       <w:br/>
       <w:br/>
     </w:r>

--- a/tillsyn/A 2569-2025 tillsynsbegäran.docx
+++ b/tillsyn/A 2569-2025 tillsynsbegäran.docx
@@ -570,7 +570,7 @@
     <w:r>
       <w:tab/>
       <w:tab/>
-      <w:t>2025-06-17</w:t>
+      <w:t>2025-06-18</w:t>
       <w:br/>
       <w:br/>
     </w:r>

--- a/tillsyn/A 2569-2025 tillsynsbegäran.docx
+++ b/tillsyn/A 2569-2025 tillsynsbegäran.docx
@@ -570,7 +570,7 @@
     <w:r>
       <w:tab/>
       <w:tab/>
-      <w:t>2025-06-18</w:t>
+      <w:t>2025-06-19</w:t>
       <w:br/>
       <w:br/>
     </w:r>

--- a/tillsyn/A 2569-2025 tillsynsbegäran.docx
+++ b/tillsyn/A 2569-2025 tillsynsbegäran.docx
@@ -570,7 +570,7 @@
     <w:r>
       <w:tab/>
       <w:tab/>
-      <w:t>2025-06-19</w:t>
+      <w:t>2025-06-20</w:t>
       <w:br/>
       <w:br/>
     </w:r>

--- a/tillsyn/A 2569-2025 tillsynsbegäran.docx
+++ b/tillsyn/A 2569-2025 tillsynsbegäran.docx
@@ -570,7 +570,7 @@
     <w:r>
       <w:tab/>
       <w:tab/>
-      <w:t>2025-06-20</w:t>
+      <w:t>2025-06-21</w:t>
       <w:br/>
       <w:br/>
     </w:r>

--- a/tillsyn/A 2569-2025 tillsynsbegäran.docx
+++ b/tillsyn/A 2569-2025 tillsynsbegäran.docx
@@ -570,7 +570,7 @@
     <w:r>
       <w:tab/>
       <w:tab/>
-      <w:t>2025-06-21</w:t>
+      <w:t>2025-06-22</w:t>
       <w:br/>
       <w:br/>
     </w:r>

--- a/tillsyn/A 2569-2025 tillsynsbegäran.docx
+++ b/tillsyn/A 2569-2025 tillsynsbegäran.docx
@@ -570,7 +570,7 @@
     <w:r>
       <w:tab/>
       <w:tab/>
-      <w:t>2025-06-22</w:t>
+      <w:t>2025-06-23</w:t>
       <w:br/>
       <w:br/>
     </w:r>

--- a/tillsyn/A 2569-2025 tillsynsbegäran.docx
+++ b/tillsyn/A 2569-2025 tillsynsbegäran.docx
@@ -570,7 +570,7 @@
     <w:r>
       <w:tab/>
       <w:tab/>
-      <w:t>2025-06-23</w:t>
+      <w:t>2025-06-24</w:t>
       <w:br/>
       <w:br/>
     </w:r>

--- a/tillsyn/A 2569-2025 tillsynsbegäran.docx
+++ b/tillsyn/A 2569-2025 tillsynsbegäran.docx
@@ -570,7 +570,7 @@
     <w:r>
       <w:tab/>
       <w:tab/>
-      <w:t>2025-06-24</w:t>
+      <w:t>2025-06-25</w:t>
       <w:br/>
       <w:br/>
     </w:r>

--- a/tillsyn/A 2569-2025 tillsynsbegäran.docx
+++ b/tillsyn/A 2569-2025 tillsynsbegäran.docx
@@ -570,7 +570,7 @@
     <w:r>
       <w:tab/>
       <w:tab/>
-      <w:t>2025-06-25</w:t>
+      <w:t>2025-06-26</w:t>
       <w:br/>
       <w:br/>
     </w:r>

--- a/tillsyn/A 2569-2025 tillsynsbegäran.docx
+++ b/tillsyn/A 2569-2025 tillsynsbegäran.docx
@@ -570,7 +570,7 @@
     <w:r>
       <w:tab/>
       <w:tab/>
-      <w:t>2025-06-26</w:t>
+      <w:t>2025-06-27</w:t>
       <w:br/>
       <w:br/>
     </w:r>

--- a/tillsyn/A 2569-2025 tillsynsbegäran.docx
+++ b/tillsyn/A 2569-2025 tillsynsbegäran.docx
@@ -570,7 +570,7 @@
     <w:r>
       <w:tab/>
       <w:tab/>
-      <w:t>2025-06-27</w:t>
+      <w:t>2025-06-28</w:t>
       <w:br/>
       <w:br/>
     </w:r>

--- a/tillsyn/A 2569-2025 tillsynsbegäran.docx
+++ b/tillsyn/A 2569-2025 tillsynsbegäran.docx
@@ -570,7 +570,7 @@
     <w:r>
       <w:tab/>
       <w:tab/>
-      <w:t>2025-06-28</w:t>
+      <w:t>2025-06-29</w:t>
       <w:br/>
       <w:br/>
     </w:r>

--- a/tillsyn/A 2569-2025 tillsynsbegäran.docx
+++ b/tillsyn/A 2569-2025 tillsynsbegäran.docx
@@ -570,7 +570,7 @@
     <w:r>
       <w:tab/>
       <w:tab/>
-      <w:t>2025-06-29</w:t>
+      <w:t>2025-06-30</w:t>
       <w:br/>
       <w:br/>
     </w:r>

--- a/tillsyn/A 2569-2025 tillsynsbegäran.docx
+++ b/tillsyn/A 2569-2025 tillsynsbegäran.docx
@@ -570,7 +570,7 @@
     <w:r>
       <w:tab/>
       <w:tab/>
-      <w:t>2025-06-30</w:t>
+      <w:t>2025-07-01</w:t>
       <w:br/>
       <w:br/>
     </w:r>

--- a/tillsyn/A 2569-2025 tillsynsbegäran.docx
+++ b/tillsyn/A 2569-2025 tillsynsbegäran.docx
@@ -570,7 +570,7 @@
     <w:r>
       <w:tab/>
       <w:tab/>
-      <w:t>2025-07-01</w:t>
+      <w:t>2025-07-02</w:t>
       <w:br/>
       <w:br/>
     </w:r>

--- a/tillsyn/A 2569-2025 tillsynsbegäran.docx
+++ b/tillsyn/A 2569-2025 tillsynsbegäran.docx
@@ -570,7 +570,7 @@
     <w:r>
       <w:tab/>
       <w:tab/>
-      <w:t>2025-07-02</w:t>
+      <w:t>2025-07-03</w:t>
       <w:br/>
       <w:br/>
     </w:r>

--- a/tillsyn/A 2569-2025 tillsynsbegäran.docx
+++ b/tillsyn/A 2569-2025 tillsynsbegäran.docx
@@ -570,7 +570,7 @@
     <w:r>
       <w:tab/>
       <w:tab/>
-      <w:t>2025-07-03</w:t>
+      <w:t>2025-07-04</w:t>
       <w:br/>
       <w:br/>
     </w:r>

--- a/tillsyn/A 2569-2025 tillsynsbegäran.docx
+++ b/tillsyn/A 2569-2025 tillsynsbegäran.docx
@@ -570,7 +570,7 @@
     <w:r>
       <w:tab/>
       <w:tab/>
-      <w:t>2025-07-04</w:t>
+      <w:t>2025-07-05</w:t>
       <w:br/>
       <w:br/>
     </w:r>

--- a/tillsyn/A 2569-2025 tillsynsbegäran.docx
+++ b/tillsyn/A 2569-2025 tillsynsbegäran.docx
@@ -570,7 +570,7 @@
     <w:r>
       <w:tab/>
       <w:tab/>
-      <w:t>2025-07-05</w:t>
+      <w:t>2025-07-06</w:t>
       <w:br/>
       <w:br/>
     </w:r>

--- a/tillsyn/A 2569-2025 tillsynsbegäran.docx
+++ b/tillsyn/A 2569-2025 tillsynsbegäran.docx
@@ -570,7 +570,7 @@
     <w:r>
       <w:tab/>
       <w:tab/>
-      <w:t>2025-07-06</w:t>
+      <w:t>2025-07-07</w:t>
       <w:br/>
       <w:br/>
     </w:r>

--- a/tillsyn/A 2569-2025 tillsynsbegäran.docx
+++ b/tillsyn/A 2569-2025 tillsynsbegäran.docx
@@ -570,7 +570,7 @@
     <w:r>
       <w:tab/>
       <w:tab/>
-      <w:t>2025-07-07</w:t>
+      <w:t>2025-07-08</w:t>
       <w:br/>
       <w:br/>
     </w:r>

--- a/tillsyn/A 2569-2025 tillsynsbegäran.docx
+++ b/tillsyn/A 2569-2025 tillsynsbegäran.docx
@@ -570,7 +570,7 @@
     <w:r>
       <w:tab/>
       <w:tab/>
-      <w:t>2025-07-08</w:t>
+      <w:t>2025-07-09</w:t>
       <w:br/>
       <w:br/>
     </w:r>

--- a/tillsyn/A 2569-2025 tillsynsbegäran.docx
+++ b/tillsyn/A 2569-2025 tillsynsbegäran.docx
@@ -570,7 +570,7 @@
     <w:r>
       <w:tab/>
       <w:tab/>
-      <w:t>2025-07-09</w:t>
+      <w:t>2025-07-11</w:t>
       <w:br/>
       <w:br/>
     </w:r>

--- a/tillsyn/A 2569-2025 tillsynsbegäran.docx
+++ b/tillsyn/A 2569-2025 tillsynsbegäran.docx
@@ -570,7 +570,7 @@
     <w:r>
       <w:tab/>
       <w:tab/>
-      <w:t>2025-07-11</w:t>
+      <w:t>2025-07-12</w:t>
       <w:br/>
       <w:br/>
     </w:r>

--- a/tillsyn/A 2569-2025 tillsynsbegäran.docx
+++ b/tillsyn/A 2569-2025 tillsynsbegäran.docx
@@ -570,7 +570,7 @@
     <w:r>
       <w:tab/>
       <w:tab/>
-      <w:t>2025-07-12</w:t>
+      <w:t>2025-07-13</w:t>
       <w:br/>
       <w:br/>
     </w:r>

--- a/tillsyn/A 2569-2025 tillsynsbegäran.docx
+++ b/tillsyn/A 2569-2025 tillsynsbegäran.docx
@@ -570,7 +570,7 @@
     <w:r>
       <w:tab/>
       <w:tab/>
-      <w:t>2025-07-13</w:t>
+      <w:t>2025-07-14</w:t>
       <w:br/>
       <w:br/>
     </w:r>

--- a/tillsyn/A 2569-2025 tillsynsbegäran.docx
+++ b/tillsyn/A 2569-2025 tillsynsbegäran.docx
@@ -608,7 +608,7 @@
     <w:r>
       <w:tab/>
       <w:tab/>
-      <w:t>2025-08-06</w:t>
+      <w:t>2025-08-09</w:t>
       <w:br/>
       <w:br/>
     </w:r>
